--- a/zht/docx/094.content.docx
+++ b/zht/docx/094.content.docx
@@ -426,18 +426,12 @@
           <w:lang w:val="zh_TW" w:bidi="zh_TW"/>
         </w:rPr>
       </w:r>
-      <w:hyperlink r:id="rId13">
-        <w:r>
-          <w:rPr>
-            <w:lang w:val="zh_TW" w:bidi="zh_TW"/>
-          </w:rPr>
-          <w:rPr>
-            <w:color w:val="0000EE"/>
-            <w:u w:val="single"/>
-          </w:rPr>
-          <w:t>使徒行傳20:29</w:t>
-        </w:r>
-      </w:hyperlink>
+      <w:r>
+        <w:rPr>
+          <w:lang w:val="zh_TW" w:bidi="zh_TW"/>
+        </w:rPr>
+        <w:t>使徒行傳20:29</w:t>
+      </w:r>
     </w:p>
     <w:p>
       <w:pPr>
@@ -450,18 +444,12 @@
           <w:lang w:val="zh_TW" w:bidi="zh_TW"/>
         </w:rPr>
       </w:r>
-      <w:hyperlink r:id="rId14">
-        <w:r>
-          <w:rPr>
-            <w:lang w:val="zh_TW" w:bidi="zh_TW"/>
-          </w:rPr>
-          <w:rPr>
-            <w:color w:val="0000EE"/>
-            <w:u w:val="single"/>
-          </w:rPr>
-          <w:t>以賽亞書11:7</w:t>
-        </w:r>
-      </w:hyperlink>
+      <w:r>
+        <w:rPr>
+          <w:lang w:val="zh_TW" w:bidi="zh_TW"/>
+        </w:rPr>
+        <w:t>以賽亞書11:7</w:t>
+      </w:r>
     </w:p>
     <w:p>
       <w:pPr>
@@ -474,18 +462,12 @@
           <w:lang w:val="zh_TW" w:bidi="zh_TW"/>
         </w:rPr>
       </w:r>
-      <w:hyperlink r:id="rId15">
-        <w:r>
-          <w:rPr>
-            <w:lang w:val="zh_TW" w:bidi="zh_TW"/>
-          </w:rPr>
-          <w:rPr>
-            <w:color w:val="0000EE"/>
-            <w:u w:val="single"/>
-          </w:rPr>
-          <w:t>約翰福音10:11–13</w:t>
-        </w:r>
-      </w:hyperlink>
+      <w:r>
+        <w:rPr>
+          <w:lang w:val="zh_TW" w:bidi="zh_TW"/>
+        </w:rPr>
+        <w:t>約翰福音10:11–13</w:t>
+      </w:r>
     </w:p>
     <w:p>
       <w:pPr>
@@ -498,18 +480,12 @@
           <w:lang w:val="zh_TW" w:bidi="zh_TW"/>
         </w:rPr>
       </w:r>
-      <w:hyperlink r:id="rId16">
-        <w:r>
-          <w:rPr>
-            <w:lang w:val="zh_TW" w:bidi="zh_TW"/>
-          </w:rPr>
-          <w:rPr>
-            <w:color w:val="0000EE"/>
-            <w:u w:val="single"/>
-          </w:rPr>
-          <w:t>路加福音10:3</w:t>
-        </w:r>
-      </w:hyperlink>
+      <w:r>
+        <w:rPr>
+          <w:lang w:val="zh_TW" w:bidi="zh_TW"/>
+        </w:rPr>
+        <w:t>路加福音10:3</w:t>
+      </w:r>
     </w:p>
     <w:p>
       <w:pPr>
@@ -522,18 +498,12 @@
           <w:lang w:val="zh_TW" w:bidi="zh_TW"/>
         </w:rPr>
       </w:r>
-      <w:hyperlink r:id="rId17">
-        <w:r>
-          <w:rPr>
-            <w:lang w:val="zh_TW" w:bidi="zh_TW"/>
-          </w:rPr>
-          <w:rPr>
-            <w:color w:val="0000EE"/>
-            <w:u w:val="single"/>
-          </w:rPr>
-          <w:t>馬太福音7:15</w:t>
-        </w:r>
-      </w:hyperlink>
+      <w:r>
+        <w:rPr>
+          <w:lang w:val="zh_TW" w:bidi="zh_TW"/>
+        </w:rPr>
+        <w:t>馬太福音7:15</w:t>
+      </w:r>
     </w:p>
     <w:p>
       <w:pPr>
@@ -546,18 +516,12 @@
           <w:lang w:val="zh_TW" w:bidi="zh_TW"/>
         </w:rPr>
       </w:r>
-      <w:hyperlink r:id="rId18">
-        <w:r>
-          <w:rPr>
-            <w:lang w:val="zh_TW" w:bidi="zh_TW"/>
-          </w:rPr>
-          <w:rPr>
-            <w:color w:val="0000EE"/>
-            <w:u w:val="single"/>
-          </w:rPr>
-          <w:t>西番雅書3:3</w:t>
-        </w:r>
-      </w:hyperlink>
+      <w:r>
+        <w:rPr>
+          <w:lang w:val="zh_TW" w:bidi="zh_TW"/>
+        </w:rPr>
+        <w:t>西番雅書3:3</w:t>
+      </w:r>
     </w:p>
     <w:p>
       <w:pPr>
@@ -723,18 +687,12 @@
           <w:lang w:val="zh_TW" w:bidi="zh_TW"/>
         </w:rPr>
       </w:r>
-      <w:hyperlink r:id="rId19">
-        <w:r>
-          <w:rPr>
-            <w:lang w:val="zh_TW" w:bidi="zh_TW"/>
-          </w:rPr>
-          <w:rPr>
-            <w:color w:val="0000EE"/>
-            <w:u w:val="single"/>
-          </w:rPr>
-          <w:t>以西結書6:6</w:t>
-        </w:r>
-      </w:hyperlink>
+      <w:r>
+        <w:rPr>
+          <w:lang w:val="zh_TW" w:bidi="zh_TW"/>
+        </w:rPr>
+        <w:t>以西結書6:6</w:t>
+      </w:r>
     </w:p>
     <w:p>
       <w:pPr>
@@ -747,18 +705,12 @@
           <w:lang w:val="zh_TW" w:bidi="zh_TW"/>
         </w:rPr>
       </w:r>
-      <w:hyperlink r:id="rId20">
-        <w:r>
-          <w:rPr>
-            <w:lang w:val="zh_TW" w:bidi="zh_TW"/>
-          </w:rPr>
-          <w:rPr>
-            <w:color w:val="0000EE"/>
-            <w:u w:val="single"/>
-          </w:rPr>
-          <w:t>利未記26:39</w:t>
-        </w:r>
-      </w:hyperlink>
+      <w:r>
+        <w:rPr>
+          <w:lang w:val="zh_TW" w:bidi="zh_TW"/>
+        </w:rPr>
+        <w:t>利未記26:39</w:t>
+      </w:r>
     </w:p>
     <w:p>
       <w:pPr>
@@ -771,18 +723,12 @@
           <w:lang w:val="zh_TW" w:bidi="zh_TW"/>
         </w:rPr>
       </w:r>
-      <w:hyperlink r:id="rId21">
-        <w:r>
-          <w:rPr>
-            <w:lang w:val="zh_TW" w:bidi="zh_TW"/>
-          </w:rPr>
-          <w:rPr>
-            <w:color w:val="0000EE"/>
-            <w:u w:val="single"/>
-          </w:rPr>
-          <w:t>馬太福音26:8</w:t>
-        </w:r>
-      </w:hyperlink>
+      <w:r>
+        <w:rPr>
+          <w:lang w:val="zh_TW" w:bidi="zh_TW"/>
+        </w:rPr>
+        <w:t>馬太福音26:8</w:t>
+      </w:r>
     </w:p>
     <w:p>
       <w:pPr>
@@ -795,18 +741,12 @@
           <w:lang w:val="zh_TW" w:bidi="zh_TW"/>
         </w:rPr>
       </w:r>
-      <w:hyperlink r:id="rId22">
-        <w:r>
-          <w:rPr>
-            <w:lang w:val="zh_TW" w:bidi="zh_TW"/>
-          </w:rPr>
-          <w:rPr>
-            <w:color w:val="0000EE"/>
-            <w:u w:val="single"/>
-          </w:rPr>
-          <w:t>啟示錄18:15–17</w:t>
-        </w:r>
-      </w:hyperlink>
+      <w:r>
+        <w:rPr>
+          <w:lang w:val="zh_TW" w:bidi="zh_TW"/>
+        </w:rPr>
+        <w:t>啟示錄18:15–17</w:t>
+      </w:r>
     </w:p>
     <w:p>
       <w:pPr>
@@ -819,18 +759,12 @@
           <w:lang w:val="zh_TW" w:bidi="zh_TW"/>
         </w:rPr>
       </w:r>
-      <w:hyperlink r:id="rId23">
-        <w:r>
-          <w:rPr>
-            <w:lang w:val="zh_TW" w:bidi="zh_TW"/>
-          </w:rPr>
-          <w:rPr>
-            <w:color w:val="0000EE"/>
-            <w:u w:val="single"/>
-          </w:rPr>
-          <w:t>撒迦利亞書7:13–14</w:t>
-        </w:r>
-      </w:hyperlink>
+      <w:r>
+        <w:rPr>
+          <w:lang w:val="zh_TW" w:bidi="zh_TW"/>
+        </w:rPr>
+        <w:t>撒迦利亞書7:13–14</w:t>
+      </w:r>
     </w:p>
     <w:p>
       <w:pPr>

--- a/zht/docx/094.content.docx
+++ b/zht/docx/094.content.docx
@@ -389,19 +389,7 @@
         <w:rPr>
           <w:lang w:val="zh_TW" w:bidi="zh_TW"/>
         </w:rPr>
-        <w:t>、</w:t>
-      </w:r>
-      <w:r>
-        <w:rPr>
-          <w:lang w:val="zh_TW" w:bidi="zh_TW"/>
-        </w:rPr>
-        <w:t>教導</w:t>
-      </w:r>
-      <w:r>
-        <w:rPr>
-          <w:lang w:val="zh_TW" w:bidi="zh_TW"/>
-        </w:rPr>
-        <w:t>）</w:t>
+        <w:t>、教導）</w:t>
       </w:r>
     </w:p>
     <w:p>
